--- a/Rapport Mappeprosjekt.docx
+++ b/Rapport Mappeprosjekt.docx
@@ -21,8 +21,8 @@
         <w:tblLook w:val="0000" w:firstRow="0" w:lastRow="0" w:firstColumn="0" w:lastColumn="0" w:noHBand="0" w:noVBand="0"/>
       </w:tblPr>
       <w:tblGrid>
-        <w:gridCol w:w="993"/>
-        <w:gridCol w:w="1559"/>
+        <w:gridCol w:w="1055"/>
+        <w:gridCol w:w="1497"/>
         <w:gridCol w:w="4599"/>
         <w:gridCol w:w="1921"/>
       </w:tblGrid>
@@ -53,7 +53,13 @@
               <w:t>:</w:t>
             </w:r>
             <w:r>
-              <w:t xml:space="preserve"> Kandidatnummer/Solveig Natvig</w:t>
+              <w:t xml:space="preserve"> </w:t>
+            </w:r>
+            <w:r>
+              <w:t>10155</w:t>
+            </w:r>
+            <w:r>
+              <w:t>/Solveig Natvig</w:t>
             </w:r>
           </w:p>
         </w:tc>
@@ -73,8 +79,22 @@
             </w:tcBorders>
           </w:tcPr>
           <w:p>
+            <w:pPr>
+              <w:rPr>
+                <w:b/>
+                <w:bCs/>
+              </w:rPr>
+            </w:pPr>
             <w:bookmarkStart w:id="0" w:name="Forfatter2"/>
             <w:bookmarkEnd w:id="0"/>
+            <w:r>
+              <w:rPr>
+                <w:b/>
+                <w:bCs/>
+                <w:color w:val="EE0000"/>
+              </w:rPr>
+              <w:t>SE IGJENNOM KRAV TIL RAPPORT!</w:t>
+            </w:r>
           </w:p>
         </w:tc>
       </w:tr>
@@ -84,7 +104,7 @@
         </w:trPr>
         <w:tc>
           <w:tcPr>
-            <w:tcW w:w="993" w:type="dxa"/>
+            <w:tcW w:w="1055" w:type="dxa"/>
           </w:tcPr>
           <w:p>
             <w:pPr>
@@ -99,7 +119,7 @@
         </w:tc>
         <w:tc>
           <w:tcPr>
-            <w:tcW w:w="1559" w:type="dxa"/>
+            <w:tcW w:w="1497" w:type="dxa"/>
           </w:tcPr>
           <w:p>
             <w:pPr>
@@ -143,16 +163,19 @@
         </w:trPr>
         <w:tc>
           <w:tcPr>
-            <w:tcW w:w="993" w:type="dxa"/>
+            <w:tcW w:w="1055" w:type="dxa"/>
           </w:tcPr>
           <w:p>
             <w:bookmarkStart w:id="2" w:name="Oppgavenr2"/>
             <w:bookmarkEnd w:id="2"/>
+            <w:r>
+              <w:t>09.12.25</w:t>
+            </w:r>
           </w:p>
         </w:tc>
         <w:tc>
           <w:tcPr>
-            <w:tcW w:w="1559" w:type="dxa"/>
+            <w:tcW w:w="1497" w:type="dxa"/>
           </w:tcPr>
           <w:p>
             <w:r>
@@ -457,6 +480,16 @@
             <w:r>
               <w:t>.</w:t>
             </w:r>
+          </w:p>
+          <w:p>
+            <w:pPr>
+              <w:pStyle w:val="Comment"/>
+            </w:pPr>
+          </w:p>
+          <w:p>
+            <w:pPr>
+              <w:pStyle w:val="Comment"/>
+            </w:pPr>
           </w:p>
         </w:tc>
       </w:tr>
